--- a/Вычислительная техника/Лабораторные работы/Лабораторная №4/БСТ_2502_Кочкин_лаб4.docx
+++ b/Вычислительная техника/Лабораторные работы/Лабораторная №4/БСТ_2502_Кочкин_лаб4.docx
@@ -792,19 +792,7 @@
         </w:rPr>
       </w:pPr>
       <w:r>
-        <w:rPr>
-          <w:rFonts w:cs="Calibri" w:ascii="Calibri" w:hAnsi="Calibri"/>
-          <w:b w:val="false"/>
-          <w:bCs w:val="false"/>
-          <w:i w:val="false"/>
-          <w:caps w:val="false"/>
-          <w:smallCaps w:val="false"/>
-          <w:color w:val="auto"/>
-          <w:spacing w:val="0"/>
-          <w:sz w:val="28"/>
-          <w:szCs w:val="28"/>
-          <w:lang w:val="en-US"/>
-        </w:rPr>
+        <w:rPr/>
       </w:r>
       <m:oMathPara xmlns:m="http://schemas.openxmlformats.org/officeDocument/2006/math">
         <m:oMathParaPr>
@@ -824,6 +812,10 @@
             </m:sub>
           </m:sSub>
           <m:r>
+            <m:rPr>
+              <m:lit/>
+              <m:nor/>
+            </m:rPr>
             <m:t xml:space="preserve">=</m:t>
           </m:r>
           <m:r>
@@ -901,19 +893,7 @@
         </w:rPr>
       </w:pPr>
       <w:r>
-        <w:rPr>
-          <w:rFonts w:cs="Calibri" w:ascii="Calibri" w:hAnsi="Calibri"/>
-          <w:b w:val="false"/>
-          <w:bCs w:val="false"/>
-          <w:i w:val="false"/>
-          <w:caps w:val="false"/>
-          <w:smallCaps w:val="false"/>
-          <w:color w:val="auto"/>
-          <w:spacing w:val="0"/>
-          <w:sz w:val="28"/>
-          <w:szCs w:val="28"/>
-          <w:lang w:val="en-US"/>
-        </w:rPr>
+        <w:rPr/>
       </w:r>
       <m:oMathPara xmlns:m="http://schemas.openxmlformats.org/officeDocument/2006/math">
         <m:oMathParaPr>
@@ -933,6 +913,10 @@
             </m:sub>
           </m:sSub>
           <m:r>
+            <m:rPr>
+              <m:lit/>
+              <m:nor/>
+            </m:rPr>
             <m:t xml:space="preserve">=</m:t>
           </m:r>
           <m:r>
@@ -1007,19 +991,7 @@
         </w:rPr>
       </w:pPr>
       <w:r>
-        <w:rPr>
-          <w:rFonts w:cs="Calibri" w:ascii="Calibri" w:hAnsi="Calibri"/>
-          <w:b w:val="false"/>
-          <w:bCs w:val="false"/>
-          <w:i w:val="false"/>
-          <w:caps w:val="false"/>
-          <w:smallCaps w:val="false"/>
-          <w:color w:val="auto"/>
-          <w:spacing w:val="0"/>
-          <w:sz w:val="28"/>
-          <w:szCs w:val="28"/>
-          <w:lang w:val="en-US"/>
-        </w:rPr>
+        <w:rPr/>
       </w:r>
       <m:oMathPara xmlns:m="http://schemas.openxmlformats.org/officeDocument/2006/math">
         <m:oMathParaPr>
@@ -1039,6 +1011,10 @@
             </m:sub>
           </m:sSub>
           <m:r>
+            <m:rPr>
+              <m:lit/>
+              <m:nor/>
+            </m:rPr>
             <m:t xml:space="preserve">=</m:t>
           </m:r>
           <m:r>
@@ -1113,19 +1089,7 @@
         </w:rPr>
       </w:pPr>
       <w:r>
-        <w:rPr>
-          <w:rFonts w:cs="Calibri" w:ascii="Calibri" w:hAnsi="Calibri"/>
-          <w:b w:val="false"/>
-          <w:bCs w:val="false"/>
-          <w:i w:val="false"/>
-          <w:caps w:val="false"/>
-          <w:smallCaps w:val="false"/>
-          <w:color w:val="auto"/>
-          <w:spacing w:val="0"/>
-          <w:sz w:val="28"/>
-          <w:szCs w:val="28"/>
-          <w:lang w:val="en-US"/>
-        </w:rPr>
+        <w:rPr/>
       </w:r>
       <m:oMath xmlns:m="http://schemas.openxmlformats.org/officeDocument/2006/math">
         <m:sSub>
@@ -1141,6 +1105,10 @@
           </m:sub>
         </m:sSub>
         <m:r>
+          <m:rPr>
+            <m:lit/>
+            <m:nor/>
+          </m:rPr>
           <m:t xml:space="preserve">=</m:t>
         </m:r>
         <m:r>
@@ -1206,19 +1174,7 @@
         <w:br/>
       </w:r>
       <w:r>
-        <w:rPr>
-          <w:rFonts w:cs="Calibri" w:ascii="Calibri" w:hAnsi="Calibri"/>
-          <w:b w:val="false"/>
-          <w:bCs w:val="false"/>
-          <w:i w:val="false"/>
-          <w:caps w:val="false"/>
-          <w:smallCaps w:val="false"/>
-          <w:color w:val="auto"/>
-          <w:spacing w:val="0"/>
-          <w:sz w:val="28"/>
-          <w:szCs w:val="28"/>
-          <w:lang w:val="en-US"/>
-        </w:rPr>
+        <w:rPr/>
       </w:r>
       <m:oMath xmlns:m="http://schemas.openxmlformats.org/officeDocument/2006/math">
         <m:sSub>
@@ -1234,6 +1190,10 @@
           </m:sub>
         </m:sSub>
         <m:r>
+          <m:rPr>
+            <m:lit/>
+            <m:nor/>
+          </m:rPr>
           <m:t xml:space="preserve">=</m:t>
         </m:r>
         <m:sSub>
@@ -1307,19 +1267,7 @@
         </w:rPr>
       </w:pPr>
       <w:r>
-        <w:rPr>
-          <w:rFonts w:cs="Calibri" w:ascii="Calibri" w:hAnsi="Calibri"/>
-          <w:b w:val="false"/>
-          <w:bCs w:val="false"/>
-          <w:i w:val="false"/>
-          <w:caps w:val="false"/>
-          <w:smallCaps w:val="false"/>
-          <w:color w:val="auto"/>
-          <w:spacing w:val="0"/>
-          <w:sz w:val="28"/>
-          <w:szCs w:val="28"/>
-          <w:lang w:val="en-US"/>
-        </w:rPr>
+        <w:rPr/>
       </w:r>
       <m:oMathPara xmlns:m="http://schemas.openxmlformats.org/officeDocument/2006/math">
         <m:oMathParaPr>
@@ -1339,6 +1287,10 @@
             </m:sub>
           </m:sSub>
           <m:r>
+            <m:rPr>
+              <m:lit/>
+              <m:nor/>
+            </m:rPr>
             <m:t xml:space="preserve">=</m:t>
           </m:r>
           <m:sSub>
@@ -1410,19 +1362,7 @@
         </w:rPr>
       </w:pPr>
       <w:r>
-        <w:rPr>
-          <w:rFonts w:cs="Calibri" w:ascii="Calibri" w:hAnsi="Calibri"/>
-          <w:b w:val="false"/>
-          <w:bCs w:val="false"/>
-          <w:i w:val="false"/>
-          <w:caps w:val="false"/>
-          <w:smallCaps w:val="false"/>
-          <w:color w:val="auto"/>
-          <w:spacing w:val="0"/>
-          <w:sz w:val="28"/>
-          <w:szCs w:val="28"/>
-          <w:lang w:val="en-US"/>
-        </w:rPr>
+        <w:rPr/>
       </w:r>
       <m:oMathPara xmlns:m="http://schemas.openxmlformats.org/officeDocument/2006/math">
         <m:oMathParaPr>
@@ -1442,6 +1382,10 @@
             </m:sub>
           </m:sSub>
           <m:r>
+            <m:rPr>
+              <m:lit/>
+              <m:nor/>
+            </m:rPr>
             <m:t xml:space="preserve">=</m:t>
           </m:r>
           <m:sSub>
@@ -1513,19 +1457,7 @@
         </w:rPr>
       </w:pPr>
       <w:r>
-        <w:rPr>
-          <w:rFonts w:cs="Calibri" w:ascii="Calibri" w:hAnsi="Calibri"/>
-          <w:b w:val="false"/>
-          <w:bCs w:val="false"/>
-          <w:i w:val="false"/>
-          <w:caps w:val="false"/>
-          <w:smallCaps w:val="false"/>
-          <w:color w:val="auto"/>
-          <w:spacing w:val="0"/>
-          <w:sz w:val="28"/>
-          <w:szCs w:val="28"/>
-          <w:lang w:val="en-US"/>
-        </w:rPr>
+        <w:rPr/>
       </w:r>
       <m:oMathPara xmlns:m="http://schemas.openxmlformats.org/officeDocument/2006/math">
         <m:oMathParaPr>
@@ -1545,6 +1477,10 @@
             </m:sub>
           </m:sSub>
           <m:r>
+            <m:rPr>
+              <m:lit/>
+              <m:nor/>
+            </m:rPr>
             <m:t xml:space="preserve">=</m:t>
           </m:r>
           <m:sSub>
@@ -1703,7 +1639,7 @@
           <w:lang w:val="ru-RU"/>
         </w:rPr>
         <w:drawing>
-          <wp:anchor behindDoc="0" distT="0" distB="0" distL="0" distR="0" simplePos="0" locked="0" layoutInCell="0" allowOverlap="1" relativeHeight="21">
+          <wp:anchor behindDoc="0" distT="0" distB="0" distL="0" distR="0" simplePos="0" locked="0" layoutInCell="0" allowOverlap="1" relativeHeight="5">
             <wp:simplePos x="0" y="0"/>
             <wp:positionH relativeFrom="column">
               <wp:align>left</wp:align>
@@ -2729,6 +2665,7 @@
       <w:pPr>
         <w:pStyle w:val="Normal"/>
         <w:bidi w:val="0"/>
+        <w:spacing w:before="0" w:after="0"/>
         <w:jc w:val="start"/>
         <w:rPr>
           <w:rFonts w:ascii="Calibri" w:hAnsi="Calibri" w:cs="Calibri"/>
@@ -2820,19 +2757,7 @@
         </w:rPr>
       </w:pPr>
       <w:r>
-        <w:rPr>
-          <w:rFonts w:cs="Calibri" w:ascii="Calibri" w:hAnsi="Calibri"/>
-          <w:b w:val="false"/>
-          <w:bCs w:val="false"/>
-          <w:i w:val="false"/>
-          <w:caps w:val="false"/>
-          <w:smallCaps w:val="false"/>
-          <w:color w:val="auto"/>
-          <w:spacing w:val="0"/>
-          <w:sz w:val="28"/>
-          <w:szCs w:val="28"/>
-          <w:lang w:val="ru-RU"/>
-        </w:rPr>
+        <w:rPr/>
       </w:r>
       <m:oMathPara xmlns:m="http://schemas.openxmlformats.org/officeDocument/2006/math">
         <m:oMathParaPr>
@@ -2852,6 +2777,10 @@
             </m:sub>
           </m:sSub>
           <m:r>
+            <m:rPr>
+              <m:lit/>
+              <m:nor/>
+            </m:rPr>
             <m:t xml:space="preserve">=</m:t>
           </m:r>
           <m:sSub>
@@ -2923,19 +2852,7 @@
         </w:rPr>
       </w:pPr>
       <w:r>
-        <w:rPr>
-          <w:rFonts w:cs="Calibri" w:ascii="Calibri" w:hAnsi="Calibri"/>
-          <w:b w:val="false"/>
-          <w:bCs w:val="false"/>
-          <w:i w:val="false"/>
-          <w:caps w:val="false"/>
-          <w:smallCaps w:val="false"/>
-          <w:color w:val="auto"/>
-          <w:spacing w:val="0"/>
-          <w:sz w:val="28"/>
-          <w:szCs w:val="28"/>
-          <w:lang w:val="ru-RU"/>
-        </w:rPr>
+        <w:rPr/>
       </w:r>
       <m:oMathPara xmlns:m="http://schemas.openxmlformats.org/officeDocument/2006/math">
         <m:oMathParaPr>
@@ -2955,6 +2872,10 @@
             </m:sub>
           </m:sSub>
           <m:r>
+            <m:rPr>
+              <m:lit/>
+              <m:nor/>
+            </m:rPr>
             <m:t xml:space="preserve">=</m:t>
           </m:r>
           <m:sSub>
@@ -3023,19 +2944,7 @@
         </w:rPr>
       </w:pPr>
       <w:r>
-        <w:rPr>
-          <w:rFonts w:cs="Calibri" w:ascii="Calibri" w:hAnsi="Calibri"/>
-          <w:b w:val="false"/>
-          <w:bCs w:val="false"/>
-          <w:i w:val="false"/>
-          <w:caps w:val="false"/>
-          <w:smallCaps w:val="false"/>
-          <w:color w:val="auto"/>
-          <w:spacing w:val="0"/>
-          <w:sz w:val="28"/>
-          <w:szCs w:val="28"/>
-          <w:lang w:val="ru-RU"/>
-        </w:rPr>
+        <w:rPr/>
       </w:r>
       <m:oMathPara xmlns:m="http://schemas.openxmlformats.org/officeDocument/2006/math">
         <m:oMathParaPr>
@@ -3055,6 +2964,10 @@
             </m:sub>
           </m:sSub>
           <m:r>
+            <m:rPr>
+              <m:lit/>
+              <m:nor/>
+            </m:rPr>
             <m:t xml:space="preserve">=</m:t>
           </m:r>
           <m:sSub>
@@ -3126,19 +3039,7 @@
         </w:rPr>
       </w:pPr>
       <w:r>
-        <w:rPr>
-          <w:rFonts w:cs="Calibri" w:ascii="Calibri" w:hAnsi="Calibri"/>
-          <w:b w:val="false"/>
-          <w:bCs w:val="false"/>
-          <w:i w:val="false"/>
-          <w:caps w:val="false"/>
-          <w:smallCaps w:val="false"/>
-          <w:color w:val="auto"/>
-          <w:spacing w:val="0"/>
-          <w:sz w:val="28"/>
-          <w:szCs w:val="28"/>
-          <w:lang w:val="ru-RU"/>
-        </w:rPr>
+        <w:rPr/>
       </w:r>
       <m:oMathPara xmlns:m="http://schemas.openxmlformats.org/officeDocument/2006/math">
         <m:oMathParaPr>
@@ -3158,6 +3059,10 @@
             </m:sub>
           </m:sSub>
           <m:r>
+            <m:rPr>
+              <m:lit/>
+              <m:nor/>
+            </m:rPr>
             <m:t xml:space="preserve">=</m:t>
           </m:r>
           <m:sSub>
@@ -3226,19 +3131,7 @@
         </w:rPr>
       </w:pPr>
       <w:r>
-        <w:rPr>
-          <w:rFonts w:cs="Calibri" w:ascii="Calibri" w:hAnsi="Calibri"/>
-          <w:b w:val="false"/>
-          <w:bCs w:val="false"/>
-          <w:i w:val="false"/>
-          <w:caps w:val="false"/>
-          <w:smallCaps w:val="false"/>
-          <w:color w:val="auto"/>
-          <w:spacing w:val="0"/>
-          <w:sz w:val="28"/>
-          <w:szCs w:val="28"/>
-          <w:lang w:val="ru-RU"/>
-        </w:rPr>
+        <w:rPr/>
       </w:r>
       <m:oMathPara xmlns:m="http://schemas.openxmlformats.org/officeDocument/2006/math">
         <m:oMathParaPr>
@@ -3258,6 +3151,10 @@
             </m:sub>
           </m:sSub>
           <m:r>
+            <m:rPr>
+              <m:lit/>
+              <m:nor/>
+            </m:rPr>
             <m:t xml:space="preserve">=</m:t>
           </m:r>
           <m:sSub>
@@ -3332,19 +3229,7 @@
         </w:rPr>
       </w:pPr>
       <w:r>
-        <w:rPr>
-          <w:rFonts w:cs="Calibri" w:ascii="Calibri" w:hAnsi="Calibri"/>
-          <w:b w:val="false"/>
-          <w:bCs w:val="false"/>
-          <w:i w:val="false"/>
-          <w:caps w:val="false"/>
-          <w:smallCaps w:val="false"/>
-          <w:color w:val="auto"/>
-          <w:spacing w:val="0"/>
-          <w:sz w:val="28"/>
-          <w:szCs w:val="28"/>
-          <w:lang w:val="ru-RU"/>
-        </w:rPr>
+        <w:rPr/>
       </w:r>
       <m:oMathPara xmlns:m="http://schemas.openxmlformats.org/officeDocument/2006/math">
         <m:oMathParaPr>
@@ -3364,6 +3249,10 @@
             </m:sub>
           </m:sSub>
           <m:r>
+            <m:rPr>
+              <m:lit/>
+              <m:nor/>
+            </m:rPr>
             <m:t xml:space="preserve">=</m:t>
           </m:r>
           <m:r>
@@ -3438,19 +3327,7 @@
         </w:rPr>
       </w:pPr>
       <w:r>
-        <w:rPr>
-          <w:rFonts w:cs="Calibri" w:ascii="Calibri" w:hAnsi="Calibri"/>
-          <w:b w:val="false"/>
-          <w:bCs w:val="false"/>
-          <w:i w:val="false"/>
-          <w:caps w:val="false"/>
-          <w:smallCaps w:val="false"/>
-          <w:color w:val="auto"/>
-          <w:spacing w:val="0"/>
-          <w:sz w:val="28"/>
-          <w:szCs w:val="28"/>
-          <w:lang w:val="ru-RU"/>
-        </w:rPr>
+        <w:rPr/>
       </w:r>
       <m:oMathPara xmlns:m="http://schemas.openxmlformats.org/officeDocument/2006/math">
         <m:oMathParaPr>
@@ -3470,6 +3347,10 @@
             </m:sub>
           </m:sSub>
           <m:r>
+            <m:rPr>
+              <m:lit/>
+              <m:nor/>
+            </m:rPr>
             <m:t xml:space="preserve">=</m:t>
           </m:r>
           <m:r>
@@ -3538,19 +3419,7 @@
         </w:rPr>
       </w:pPr>
       <w:r>
-        <w:rPr>
-          <w:rFonts w:cs="Calibri" w:ascii="Calibri" w:hAnsi="Calibri"/>
-          <w:b w:val="false"/>
-          <w:bCs w:val="false"/>
-          <w:i w:val="false"/>
-          <w:caps w:val="false"/>
-          <w:smallCaps w:val="false"/>
-          <w:color w:val="auto"/>
-          <w:spacing w:val="0"/>
-          <w:sz w:val="28"/>
-          <w:szCs w:val="28"/>
-          <w:lang w:val="ru-RU"/>
-        </w:rPr>
+        <w:rPr/>
       </w:r>
       <m:oMathPara xmlns:m="http://schemas.openxmlformats.org/officeDocument/2006/math">
         <m:oMathParaPr>
@@ -3570,6 +3439,10 @@
             </m:sub>
           </m:sSub>
           <m:r>
+            <m:rPr>
+              <m:lit/>
+              <m:nor/>
+            </m:rPr>
             <m:t xml:space="preserve">=</m:t>
           </m:r>
           <m:r>
@@ -4994,53 +4867,107 @@
       <w:r>
         <w:rPr>
           <w:rFonts w:cs="Calibri" w:ascii="Calibri" w:hAnsi="Calibri"/>
-          <w:b/>
-          <w:bCs/>
-          <w:i w:val="false"/>
-          <w:caps w:val="false"/>
-          <w:smallCaps w:val="false"/>
-          <w:color w:val="auto"/>
-          <w:spacing w:val="0"/>
-          <w:sz w:val="28"/>
-          <w:szCs w:val="28"/>
-          <w:lang w:val="ru-RU"/>
-        </w:rPr>
-      </w:r>
-    </w:p>
-    <w:p>
-      <w:pPr>
-        <w:pStyle w:val="Normal"/>
-        <w:bidi w:val="0"/>
-        <w:jc w:val="start"/>
-        <w:rPr>
-          <w:rFonts w:ascii="Calibri" w:hAnsi="Calibri" w:cs="Calibri"/>
-          <w:b/>
-          <w:bCs/>
-          <w:i w:val="false"/>
-          <w:i w:val="false"/>
-          <w:caps w:val="false"/>
-          <w:smallCaps w:val="false"/>
-          <w:color w:val="auto"/>
-          <w:spacing w:val="0"/>
-          <w:sz w:val="28"/>
-          <w:szCs w:val="28"/>
-          <w:lang w:val="ru-RU"/>
-        </w:rPr>
-      </w:pPr>
-      <w:r>
-        <w:rPr>
-          <w:rFonts w:cs="Calibri" w:ascii="Calibri" w:hAnsi="Calibri"/>
-          <w:b/>
-          <w:bCs/>
-          <w:i w:val="false"/>
-          <w:caps w:val="false"/>
-          <w:smallCaps w:val="false"/>
-          <w:color w:val="auto"/>
-          <w:spacing w:val="0"/>
-          <w:sz w:val="28"/>
-          <w:szCs w:val="28"/>
-          <w:lang w:val="ru-RU"/>
-        </w:rPr>
+          <w:b w:val="false"/>
+          <w:bCs w:val="false"/>
+          <w:i w:val="false"/>
+          <w:caps w:val="false"/>
+          <w:smallCaps w:val="false"/>
+          <w:color w:val="auto"/>
+          <w:spacing w:val="0"/>
+          <w:sz w:val="28"/>
+          <w:szCs w:val="28"/>
+          <w:lang w:val="en-US"/>
+        </w:rPr>
+      </w:r>
+    </w:p>
+    <w:p>
+      <w:pPr>
+        <w:pStyle w:val="Normal"/>
+        <w:bidi w:val="0"/>
+        <w:jc w:val="start"/>
+        <w:rPr>
+          <w:rFonts w:ascii="Calibri" w:hAnsi="Calibri" w:cs="Calibri"/>
+          <w:b/>
+          <w:bCs/>
+          <w:i w:val="false"/>
+          <w:i w:val="false"/>
+          <w:caps w:val="false"/>
+          <w:smallCaps w:val="false"/>
+          <w:color w:val="auto"/>
+          <w:spacing w:val="0"/>
+          <w:sz w:val="28"/>
+          <w:szCs w:val="28"/>
+          <w:lang w:val="ru-RU"/>
+        </w:rPr>
+      </w:pPr>
+      <w:r>
+        <w:rPr>
+          <w:rFonts w:cs="Calibri" w:ascii="Calibri" w:hAnsi="Calibri"/>
+          <w:b/>
+          <w:bCs/>
+          <w:i w:val="false"/>
+          <w:caps w:val="false"/>
+          <w:smallCaps w:val="false"/>
+          <w:color w:val="auto"/>
+          <w:spacing w:val="0"/>
+          <w:sz w:val="28"/>
+          <w:szCs w:val="28"/>
+          <w:lang w:val="ru-RU"/>
+        </w:rPr>
+        <w:t>Вывод:</w:t>
+      </w:r>
+    </w:p>
+    <w:p>
+      <w:pPr>
+        <w:pStyle w:val="Normal"/>
+        <w:bidi w:val="0"/>
+        <w:jc w:val="start"/>
+        <w:rPr>
+          <w:rFonts w:ascii="Calibri" w:hAnsi="Calibri" w:cs="Calibri"/>
+          <w:b w:val="false"/>
+          <w:bCs w:val="false"/>
+          <w:i w:val="false"/>
+          <w:i w:val="false"/>
+          <w:caps w:val="false"/>
+          <w:smallCaps w:val="false"/>
+          <w:color w:val="auto"/>
+          <w:spacing w:val="0"/>
+          <w:sz w:val="28"/>
+          <w:szCs w:val="28"/>
+          <w:lang w:val="ru-RU"/>
+        </w:rPr>
+      </w:pPr>
+      <w:r>
+        <w:rPr>
+          <w:rFonts w:cs="Calibri" w:ascii="Calibri" w:hAnsi="Calibri"/>
+          <w:b w:val="false"/>
+          <w:bCs w:val="false"/>
+          <w:i w:val="false"/>
+          <w:caps w:val="false"/>
+          <w:smallCaps w:val="false"/>
+          <w:color w:val="000000"/>
+          <w:spacing w:val="0"/>
+          <w:sz w:val="28"/>
+          <w:szCs w:val="28"/>
+          <w:lang w:val="ru-RU"/>
+        </w:rPr>
+        <w:t>В результате проделанной работы были изучены основные характеристики интегральных преобразователей кодов, получены навыки проектирования дешифраторов. Изучена связь между шифратором и дешифратором. Изучены основные измерительные приборы и средства анализа среды разработки multisim: генератор слов, логический анализатор. Получены навыки построения дешифраторов и анализа его работы.</w:t>
+      </w:r>
+      <w:r>
+        <w:rPr>
+          <w:rFonts w:cs="Calibri" w:ascii="Calibri" w:hAnsi="Calibri"/>
+          <w:b w:val="false"/>
+          <w:bCs w:val="false"/>
+          <w:i w:val="false"/>
+          <w:caps w:val="false"/>
+          <w:smallCaps w:val="false"/>
+          <w:color w:val="auto"/>
+          <w:spacing w:val="0"/>
+          <w:sz w:val="28"/>
+          <w:szCs w:val="28"/>
+          <w:lang w:val="ru-RU"/>
+        </w:rPr>
+        <w:t xml:space="preserve"> </w:t>
       </w:r>
     </w:p>
     <w:sectPr>
@@ -5369,15 +5296,15 @@
       <w:lang w:val="ru-RU" w:eastAsia="zh-CN" w:bidi="hi-IN"/>
     </w:rPr>
   </w:style>
-  <w:style w:type="character" w:styleId="Style14">
-    <w:name w:val="Символ нумерации"/>
+  <w:style w:type="character" w:styleId="user">
+    <w:name w:val="Символ нумерации (user)"/>
     <w:qFormat/>
     <w:rPr>
       <w:b w:val="false"/>
       <w:bCs w:val="false"/>
     </w:rPr>
   </w:style>
-  <w:style w:type="paragraph" w:styleId="Style15">
+  <w:style w:type="paragraph" w:styleId="Style14">
     <w:name w:val="Заголовок"/>
     <w:basedOn w:val="Normal"/>
     <w:next w:val="BodyText"/>
@@ -5424,7 +5351,7 @@
       <w:szCs w:val="24"/>
     </w:rPr>
   </w:style>
-  <w:style w:type="paragraph" w:styleId="Style16">
+  <w:style w:type="paragraph" w:styleId="Style15">
     <w:name w:val="Указатель"/>
     <w:basedOn w:val="Normal"/>
     <w:qFormat/>
@@ -5435,7 +5362,7 @@
       <w:rFonts w:cs="Lucida Sans"/>
     </w:rPr>
   </w:style>
-  <w:style w:type="paragraph" w:styleId="user">
+  <w:style w:type="paragraph" w:styleId="user1">
     <w:name w:val="Заголовок (user)"/>
     <w:basedOn w:val="Normal"/>
     <w:next w:val="BodyText"/>
@@ -5450,7 +5377,7 @@
       <w:szCs w:val="28"/>
     </w:rPr>
   </w:style>
-  <w:style w:type="paragraph" w:styleId="user1">
+  <w:style w:type="paragraph" w:styleId="user2">
     <w:name w:val="Указатель (user)"/>
     <w:basedOn w:val="Normal"/>
     <w:qFormat/>
